--- a/challenge-2/unstructured_files/Information Security Policy - DRAFT v0.8.docx
+++ b/challenge-2/unstructured_files/Information Security Policy - DRAFT v0.8.docx
@@ -68,7 +68,7 @@
     </w:p>
     <w:p>
       <w:r>
-        <w:t xml:space="preserve">This policy establishes the information security requirements for all DWP systems, data, and personnel. It replaces the Information Security Policy v4.1 (June 2022).</w:t>
+        <w:t xml:space="preserve">This policy establishes the information security requirements for all [DEPT-C] systems, data, and personnel. It replaces the Information Security Policy v4.1 (June 2022).</w:t>
       </w:r>
     </w:p>
     <w:p>
@@ -84,7 +84,7 @@
           <w:sz w:val="18"/>
           <w:szCs w:val="18"/>
         </w:rPr>
-        <w:t xml:space="preserve">[REVIEWERS NOTE: Section 2 needs legal review before publication. The DPIA requirements may conflict with the updated UK GDPR guidance from ICO published in January 2024.]</w:t>
+        <w:t xml:space="preserve">[REVIEWERS NOTE: Section 2 needs legal review before publication. The DPIA requirements may conflict with the updated UK GDPR guidance from [REG-A] published in January 2024.]</w:t>
       </w:r>
     </w:p>
     <w:p>
@@ -288,7 +288,7 @@
     </w:p>
     <w:p>
       <w:r>
-        <w:t xml:space="preserve">SOC contact: soc@dwp.gov.uk / 0800 XXX XXXX (24/7)</w:t>
+        <w:t xml:space="preserve">SOC contact: soc@[department].gov.uk / 0800 XXX XXXX (24/7)</w:t>
       </w:r>
     </w:p>
     <w:p>
